--- a/truesum/paper/truesum-toms.docx
+++ b/truesum/paper/truesum-toms.docx
@@ -231,7 +231,7 @@
         <w:pStyle w:val="Para"/>
       </w:pPr>
       <w:r>
-        <w:t xml:space="preserve">Kulisch, Neal and ExBLAS share an accumulator whose width is a property of the format rather than of the data: 4288 bits, whether the values span four binades or four hundred. Demmel and Nguyen's first reproducible sum sized itself from the data, computing max|xᵢ| before adding anything and setting its rounding boundary from that maximum and the count [Demmel and Nguyen 2013; 2015]. They counted that first pass, and the extra parallel reduction it requires, as the cost to eliminate, and the predefined bins of ReproBLAS are the mechanism they used to do so. </w:t>
+        <w:t xml:space="preserve">Kulisch, Neal and ExBLAS share an accumulator whose width is a property of the format rather than of the data: 4288 bits, whether the values span four binades or four hundred. Demmel and Nguyen's first reproducible sum sized itself from the data, computing max|xᵢ| before adding anything and setting its rounding boundary from that maximum and the count [Demmel and Nguyen 2013; 2015]. Demmel et al. [2016] call that the simplest approach and reject it on cost: “The trouble with this simple approach is that it requires 2 or 3 passes over the data, or 3 communication steps in parallel.” The predefined bins of ReproBLAS are how they got to one pass. </w:t>
       </w:r>
       <w:r>
         <w:rPr>

--- a/truesum/paper/truesum-toms.docx
+++ b/truesum/paper/truesum-toms.docx
@@ -130,7 +130,117 @@
         <w:t>limbs</w:t>
       </w:r>
       <w:r>
-        <w:t xml:space="preserve">, the segments of a multi-precision number that each fit in a single machine word. The term appears to have been coined by the authors of GMP, whose manual defines a limb as “the part of a multi-precision number that fits in a single machine word” and explains the choice: “a limb of the human body is analogous to a digit, only larger, and containing several digits” [Granlund and the GMP Development Team 2023]. GMP allows 32 or 64 bits; </w:t>
+        <w:t xml:space="preserve">, GMP's term for the segments of a multi-precision number that each fit in a single machine word [Granlund and the GMP Development Team 2023]. Storage is per limb position rather than per element: one contiguous array holds limb </w:t>
+      </w:r>
+      <w:r>
+        <w:rPr>
+          <w:i/>
+        </w:rPr>
+        <w:t>k</w:t>
+      </w:r>
+      <w:r>
+        <w:t xml:space="preserve"> of every row, and we call such an array a </w:t>
+      </w:r>
+      <w:r>
+        <w:rPr>
+          <w:i/>
+        </w:rPr>
+        <w:t>limb-column</w:t>
+      </w:r>
+      <w:r>
+        <w:t>, for want of a better term.</w:t>
+      </w:r>
+    </w:p>
+    <w:p>
+      <w:pPr>
+        <w:pStyle w:val="Para"/>
+      </w:pPr>
+      <w:r>
+        <w:t xml:space="preserve">A </w:t>
+      </w:r>
+      <w:r>
+        <w:rPr>
+          <w:i/>
+        </w:rPr>
+        <w:t>survey</w:t>
+      </w:r>
+      <w:r>
+        <w:t xml:space="preserve"> is a compact (12 bytes per column) characterization of an input matrix that may be used to pre-size an accumulation matrix to receive its contents without overflow, rescaling, or the allocation of new limb-columns during the accumulation. Extending this idea, an accumulation matrix can be pre-configured for multiple input matrices by supplying one survey for each prospective input matrix.</w:t>
+      </w:r>
+    </w:p>
+    <w:p>
+      <w:pPr>
+        <w:pStyle w:val="Para"/>
+      </w:pPr>
+      <w:r>
+        <w:t>A final feature of the accumulation matrix is that it can return the mean, exactly rounded, an operation that is both faster and more accurate than requiring the client to divide a readback by the number of accumulations.</w:t>
+      </w:r>
+    </w:p>
+    <w:p>
+      <w:pPr>
+        <w:pStyle w:val="Para"/>
+      </w:pPr>
+      <w:r>
+        <w:t>Both AVX-512 and CUDA implementations are provided, and both saturate the bandwidth on their respective platforms. Batched submissions conserve bandwidth to the accumulation matrix on both platforms, and the CUDA implementation optionally takes a stream parameter so API clients can coordinate concurrent data movement and accumulation.</w:t>
+      </w:r>
+    </w:p>
+    <w:p>
+      <w:pPr>
+        <w:pStyle w:val="Head2"/>
+      </w:pPr>
+      <w:r>
+        <w:t>Prior Work</w:t>
+      </w:r>
+    </w:p>
+    <w:p>
+      <w:pPr>
+        <w:pStyle w:val="PostHeadPara"/>
+      </w:pPr>
+      <w:r>
+        <w:t xml:space="preserve">Exact summation is not a new idea, and the fixed-point accumulator is its oldest form. Kulisch's </w:t>
+      </w:r>
+      <w:r>
+        <w:rPr>
+          <w:i/>
+        </w:rPr>
+        <w:t>complete register</w:t>
+      </w:r>
+      <w:r>
+        <w:t xml:space="preserve"> takes the approach to its limit: an accumulator spanning the entire exponent range of the format, 4288 bits wide for dot products of </w:t>
+      </w:r>
+      <w:r>
+        <w:rPr>
+          <w:rStyle w:val="In-textcode"/>
+        </w:rPr>
+        <w:t>double</w:t>
+      </w:r>
+      <w:r>
+        <w:t xml:space="preserve">s, of which 88 are headroom so that up to 2⁸⁸ products can be added without rounding or overflow [Kulisch 2008; Kulisch and Snyder 2011a; 2011b]. Neal's superaccumulators do the same in software, sixty-seven 64-bit chunks overlapping by 32 bits so that carries need not propagate on every add [Neal 2015]. ExBLAS pairs a 2098-bit superaccumulator with floating-point expansions held in registers, and takes both onto GPUs [Iakymchuk et al. 2015; Collange et al. 2015]. ReproBLAS gives up exactness for reproducibility alone: it splits each addend into slices along a predefined grid of 40-bit bins and keeps only the three bins at and below the largest addend seen so far, so its accumulator occupies six </w:t>
+      </w:r>
+      <w:r>
+        <w:rPr>
+          <w:rStyle w:val="In-textcode"/>
+        </w:rPr>
+        <w:t>double</w:t>
+      </w:r>
+      <w:r>
+        <w:t>s [Demmel et al. 2016; Ahrens et al. 2020].</w:t>
+      </w:r>
+    </w:p>
+    <w:p>
+      <w:pPr>
+        <w:pStyle w:val="Para"/>
+      </w:pPr>
+      <w:r>
+        <w:t>A recent study that swapped ExBLAS and ReproBLAS, along with a third library, OzBLAS, into distributed Krylov solvers illustrated the tradeoffs between these two choices [Lei et al. 2025]. ReproBLAS was on average the fastest of the methods tested, ahead even of an ordinary MPI reduction, but on the more ill-conditioned dot products its relative error reached order one, as an ordinary sum's did. ExBLAS stayed correctly rounded throughout, at 9 to 29 times the ordinary cost per iteration.</w:t>
+      </w:r>
+    </w:p>
+    <w:p>
+      <w:pPr>
+        <w:pStyle w:val="Para"/>
+      </w:pPr>
+      <w:r>
+        <w:t xml:space="preserve">Kulisch, Neal and ExBLAS share an accumulator whose width is a property of the format rather than of the data: 4288 bits, whether the values span four binades or four hundred. Demmel and Nguyen's first reproducible sum sized itself from the data, computing max|xᵢ| before adding anything and setting its rounding boundary from that maximum and the count [Demmel and Nguyen 2013; 2015]. Demmel et al. [2016] call that the simplest approach and reject it on cost: “The trouble with this simple approach is that it requires 2 or 3 passes over the data, or 3 communication steps in parallel.” The predefined bins of ReproBLAS are how they got to one pass. </w:t>
       </w:r>
       <w:r>
         <w:rPr>
@@ -139,7 +249,23 @@
         <w:t>truesum</w:t>
       </w:r>
       <w:r>
-        <w:t xml:space="preserve"> uses 64.</w:t>
+        <w:t xml:space="preserve"> keeps the pass and moves it: each column is sized to the dynamic range it actually holds, and surveys, computed by whichever device already has the data, enable those columns to be pre-sized before accumulation begins.</w:t>
+      </w:r>
+    </w:p>
+    <w:p>
+      <w:pPr>
+        <w:pStyle w:val="Head1"/>
+      </w:pPr>
+      <w:r>
+        <w:t>STRUCTURE OF ARRAYS</w:t>
+      </w:r>
+    </w:p>
+    <w:p>
+      <w:pPr>
+        <w:pStyle w:val="PostHeadPara"/>
+      </w:pPr>
+      <w:r>
+        <w:t>The SOA layout enables both AVX-512 and CUDA implementations to process summations at the speed of memory bandwidth.</w:t>
       </w:r>
     </w:p>
     <w:p>
@@ -147,123 +273,6 @@
         <w:pStyle w:val="Para"/>
       </w:pPr>
       <w:r>
-        <w:t xml:space="preserve">A </w:t>
-      </w:r>
-      <w:r>
-        <w:rPr>
-          <w:i/>
-        </w:rPr>
-        <w:t>survey</w:t>
-      </w:r>
-      <w:r>
-        <w:t xml:space="preserve"> is a compact (12 bytes per column) characterization of an input matrix that may be used to pre-size an accumulation matrix to receive its contents without overflow, rescaling, or the allocation of new limb-columns during the accumulation. Extending this idea, an accumulation matrix can be pre-configured for multiple input matrices by supplying one survey for each prospective input matrix.</w:t>
-      </w:r>
-    </w:p>
-    <w:p>
-      <w:pPr>
-        <w:pStyle w:val="Para"/>
-      </w:pPr>
-      <w:r>
-        <w:t>A final feature of the accumulation matrix is that it can return the mean, exactly rounded, an operation that is both faster and more accurate than requiring the client to divide a readback by the number of accumulations.</w:t>
-      </w:r>
-    </w:p>
-    <w:p>
-      <w:pPr>
-        <w:pStyle w:val="Para"/>
-      </w:pPr>
-      <w:r>
-        <w:t>Both AVX-512 and CUDA implementations are provided, and both saturate the bandwidth on their respective platforms. Batched submissions conserve bandwidth to the accumulation matrix on both platforms, and the CUDA implementation optionally takes a stream parameter so API clients can coordinate concurrent data movement and accumulation.</w:t>
-      </w:r>
-    </w:p>
-    <w:p>
-      <w:pPr>
-        <w:pStyle w:val="Head2"/>
-      </w:pPr>
-      <w:r>
-        <w:t>Prior Work</w:t>
-      </w:r>
-    </w:p>
-    <w:p>
-      <w:pPr>
-        <w:pStyle w:val="PostHeadPara"/>
-      </w:pPr>
-      <w:r>
-        <w:t xml:space="preserve">Exact summation is not a new idea, and the fixed-point accumulator is its oldest form. Kulisch's </w:t>
-      </w:r>
-      <w:r>
-        <w:rPr>
-          <w:i/>
-        </w:rPr>
-        <w:t>complete register</w:t>
-      </w:r>
-      <w:r>
-        <w:t xml:space="preserve"> takes the approach to its limit: an accumulator spanning the entire exponent range of the format, 4288 bits wide for dot products of </w:t>
-      </w:r>
-      <w:r>
-        <w:rPr>
-          <w:rStyle w:val="In-textcode"/>
-        </w:rPr>
-        <w:t>double</w:t>
-      </w:r>
-      <w:r>
-        <w:t xml:space="preserve">s, of which 88 are headroom so that up to 2⁸⁸ products can be added without rounding or overflow [Kulisch 2008; Kulisch and Snyder 2011a; 2011b]. Neal's superaccumulators do the same in software, sixty-seven 64-bit chunks overlapping by 32 bits so that carries need not propagate on every add [Neal 2015]. ExBLAS pairs a 2098-bit superaccumulator with floating-point expansions held in registers, and takes both onto GPUs [Iakymchuk et al. 2015; Collange et al. 2015]. ReproBLAS gives up exactness for reproducibility alone: it splits each addend into slices along a predefined grid of 40-bit bins and keeps only the three bins at and below the largest addend seen so far, so its accumulator occupies six </w:t>
-      </w:r>
-      <w:r>
-        <w:rPr>
-          <w:rStyle w:val="In-textcode"/>
-        </w:rPr>
-        <w:t>double</w:t>
-      </w:r>
-      <w:r>
-        <w:t>s [Demmel et al. 2016; Ahrens et al. 2020].</w:t>
-      </w:r>
-    </w:p>
-    <w:p>
-      <w:pPr>
-        <w:pStyle w:val="Para"/>
-      </w:pPr>
-      <w:r>
-        <w:t>A recent study that swapped ExBLAS and ReproBLAS, along with a third library, OzBLAS, into distributed Krylov solvers illustrated the tradeoffs between these two choices [Lei et al. 2025]. ReproBLAS was on average the fastest of the methods tested, ahead even of an ordinary MPI reduction, but on the more ill-conditioned dot products its relative error reached order one, as an ordinary sum's did. ExBLAS stayed correctly rounded throughout, at 9 to 29 times the ordinary cost per iteration.</w:t>
-      </w:r>
-    </w:p>
-    <w:p>
-      <w:pPr>
-        <w:pStyle w:val="Para"/>
-      </w:pPr>
-      <w:r>
-        <w:t xml:space="preserve">Kulisch, Neal and ExBLAS share an accumulator whose width is a property of the format rather than of the data: 4288 bits, whether the values span four binades or four hundred. Demmel and Nguyen's first reproducible sum sized itself from the data, computing max|xᵢ| before adding anything and setting its rounding boundary from that maximum and the count [Demmel and Nguyen 2013; 2015]. Demmel et al. [2016] call that the simplest approach and reject it on cost: “The trouble with this simple approach is that it requires 2 or 3 passes over the data, or 3 communication steps in parallel.” The predefined bins of ReproBLAS are how they got to one pass. </w:t>
-      </w:r>
-      <w:r>
-        <w:rPr>
-          <w:rStyle w:val="In-textcode"/>
-        </w:rPr>
-        <w:t>truesum</w:t>
-      </w:r>
-      <w:r>
-        <w:t xml:space="preserve"> keeps the pass and moves it: each column is sized to the dynamic range it actually holds, and surveys, computed by whichever device already has the data, enable those columns to be pre-sized before accumulation begins.</w:t>
-      </w:r>
-    </w:p>
-    <w:p>
-      <w:pPr>
-        <w:pStyle w:val="Head1"/>
-      </w:pPr>
-      <w:r>
-        <w:t>STRUCTURE OF ARRAYS</w:t>
-      </w:r>
-    </w:p>
-    <w:p>
-      <w:pPr>
-        <w:pStyle w:val="PostHeadPara"/>
-      </w:pPr>
-      <w:r>
-        <w:t>The SOA layout enables both AVX-512 and CUDA implementations to process summations at the speed of memory bandwidth.</w:t>
-      </w:r>
-    </w:p>
-    <w:p>
-      <w:pPr>
-        <w:pStyle w:val="Para"/>
-      </w:pPr>
-      <w:r>
         <w:t xml:space="preserve">Within the matrix, a single element is stored as a two's complement integer spanning several 64-bit limbs. Written the usual way (most significant first), it reads </w:t>
       </w:r>
       <w:r>
@@ -273,16 +282,7 @@
         <w:t>[ limb 2 | limb 1 | limb 0 ]</w:t>
       </w:r>
       <w:r>
-        <w:t xml:space="preserve">. The SOA layout provides for a separate, contiguous allocation per limb position, so limbs 0, 1 and 2 for a given element are stored at the same offset into three different arrays. For want of a better term, we refer to these arrays as </w:t>
-      </w:r>
-      <w:r>
-        <w:rPr>
-          <w:i/>
-        </w:rPr>
-        <w:t>limb-columns</w:t>
-      </w:r>
-      <w:r>
-        <w:t xml:space="preserve"> (Figure 1).</w:t>
+        <w:t>. Each limb position has its own separate, contiguous allocation, so limbs 0, 1 and 2 for a given element are stored at the same offset into three different limb-columns (Figure 1).</w:t>
       </w:r>
     </w:p>
     <w:p>

--- a/truesum/paper/truesum-toms.docx
+++ b/truesum/paper/truesum-toms.docx
@@ -130,7 +130,7 @@
         <w:t>limbs</w:t>
       </w:r>
       <w:r>
-        <w:t xml:space="preserve">, GMP's term for the segments of a multi-precision number that each fit in a single machine word [Granlund and the GMP Development Team 2023]. Storage is per limb position rather than per element: one contiguous array holds limb </w:t>
+        <w:t xml:space="preserve">, GMP's term for the segments of a multi-precision number that each fit in a single machine word [Granlund and the GMP Development Team 2023]. Storage is laid out in structure of arrays fashion, per limb position rather than per element: one contiguous array holds limb </w:t>
       </w:r>
       <w:r>
         <w:rPr>
@@ -139,16 +139,16 @@
         <w:t>k</w:t>
       </w:r>
       <w:r>
-        <w:t xml:space="preserve"> of every row, and we call such an array a </w:t>
+        <w:t xml:space="preserve"> of every row, and for want of a better term, we refer to such array as </w:t>
       </w:r>
       <w:r>
         <w:rPr>
           <w:i/>
         </w:rPr>
-        <w:t>limb-column</w:t>
-      </w:r>
-      <w:r>
-        <w:t>, for want of a better term.</w:t>
+        <w:t>limb-columns</w:t>
+      </w:r>
+      <w:r>
+        <w:t>.</w:t>
       </w:r>
     </w:p>
     <w:p>
@@ -181,7 +181,7 @@
         <w:pStyle w:val="Para"/>
       </w:pPr>
       <w:r>
-        <w:t>Both AVX-512 and CUDA implementations are provided, and both saturate the bandwidth on their respective platforms. Batched submissions conserve bandwidth to the accumulation matrix on both platforms, and the CUDA implementation optionally takes a stream parameter so API clients can coordinate concurrent data movement and accumulation.</w:t>
+        <w:t>Both AVX-512 and CUDA implementations are provided, and both saturate the bandwidth on their respective platforms. Batched submissions conserve bandwidth to the accumulation matrix, and the CUDA implementation optionally takes a stream parameter so API clients can coordinate concurrent data movement and accumulation.</w:t>
       </w:r>
     </w:p>
     <w:p>
@@ -1396,7 +1396,7 @@
         <w:pStyle w:val="Para"/>
       </w:pPr>
       <w:r>
-        <w:t>A producer computing a survey to send elsewhere has no column to compare against, so the second sweep is always performed. Neither does the accumulation matrix when it surveys a column that has no exponent yet: that column will adopt whatever the survey reports, and since a column's exponent only ever moves down, a bound would leave its scale below what its values require, for good.</w:t>
+        <w:t>A producer computing a survey to send elsewhere has no column to compare against, so it always runs the second sweep. The accumulation matrix does the same on a column that has no exponent yet, because such a column adopts whatever the survey reports as its exponent. The first sweep yields only a lower bound on the true ulp, so a column sized from that bound would sit at a lower exponent than its values need; and because a column's exponent only ever decreases, it would stay there, carrying low bits that no value ever occupies.</w:t>
       </w:r>
     </w:p>
     <w:p>
@@ -1483,7 +1483,7 @@
         <w:t>max_addend_bits</w:t>
       </w:r>
       <w:r>
-        <w:t xml:space="preserve"> is increased by that same shift. The exponent specifies the significance of the lowest bit position the column can hold, so increasing it would right-shift every stored value, dropping bits already accumulated; it only ever decreases. An all-zero column is the exception: </w:t>
+        <w:t xml:space="preserve"> is increased by that same shift. The exponent gives the significance of the lowest bit position the column can hold. Raising it would right-shift every stored value and drop bits already accumulated, so the exponent only ever falls. An all-zero column obeys that rule too, but reaches its new exponent for free: there is nothing to shift and nothing to reallocate, and </w:t>
       </w:r>
       <w:r>
         <w:rPr>
@@ -1501,7 +1501,7 @@
         <w:t>add_count</w:t>
       </w:r>
       <w:r>
-        <w:t xml:space="preserve"> reset to zero, since the total they bound is zero, and the exponent reaches its new value with nothing to reallocate and nothing to shift. It still only decreases, and the number of limb-columns allocated is not changed.</w:t>
+        <w:t xml:space="preserve"> reset to zero because the total they bound is zero. The number of limb-columns does not change.</w:t>
       </w:r>
     </w:p>
     <w:p>
